--- a/ai_strategy/PECH_AI_ARCHITECTURE_GUIDE.docx
+++ b/ai_strategy/PECH_AI_ARCHITECTURE_GUIDE.docx
@@ -12859,7 +12859,14 @@
     <w:bookmarkEnd w:id="77"/>
     <w:bookmarkEnd w:id="78"/>
     <w:bookmarkEnd w:id="79"/>
-    <w:sectPr/>
+    <w:sectPr>
+      <w:pgBorders w:offsetFrom="page">
+        <w:top w:val="single" w:sz="18" w:space="24" w:color="00BFFF"/>
+        <w:left w:val="single" w:sz="18" w:space="24" w:color="0099CC"/>
+        <w:bottom w:val="single" w:sz="18" w:space="24" w:color="F5A623"/>
+        <w:right w:val="single" w:sz="18" w:space="24" w:color="E08A00"/>
+      </w:pgBorders>
+    </w:sectPr>
   </w:body>
 </w:document>
 </file>

--- a/ai_strategy/PECH_AI_ARCHITECTURE_GUIDE.docx
+++ b/ai_strategy/PECH_AI_ARCHITECTURE_GUIDE.docx
@@ -58,107 +58,45 @@
         <w:spacing w:after="0"/>
       </w:pPr>
     </w:p>
-    <w:bookmarkStart w:id="79" w:name="pech-group-holdings-ltd"/>
-    <w:p>
-      <w:pPr>
-        <w:pStyle w:val="Heading1"/>
-        <w:rPr>
-          <w:color w:val="0099CC"/>
-        </w:rPr>
-        <w:pBdr>
-          <w:bottom w:val="single" w:sz="18" w:space="2" w:color="F5A623"/>
-        </w:pBdr>
-      </w:pPr>
-      <w:r>
-        <w:rPr>
-          <w:b/>
-          <w:color w:val="0099CC"/>
-          <w:sz w:val="44"/>
-        </w:rPr>
-        <w:t xml:space="preserve">PECH GROUP HOLDINGS LTD</w:t>
-      </w:r>
-    </w:p>
-    <w:bookmarkStart w:id="22" w:name="Xc6eb00f6569b905faa6700b74f34070c865e857"/>
-    <w:p>
-      <w:pPr>
-        <w:pBdr>
-          <w:top w:val="single" w:sz="18" w:space="1" w:color="F5A623"/>
-          <w:bottom w:val="single" w:sz="6" w:space="1" w:color="0099CC"/>
-        </w:pBdr>
-        <w:spacing w:before="200" w:after="200"/>
-      </w:pPr>
-    </w:p>
-    <w:p>
-      <w:pPr>
-        <w:pStyle w:val="Heading2"/>
-        <w:rPr>
-          <w:color w:val="0099CC"/>
-        </w:rPr>
-        <w:pBdr>
-          <w:bottom w:val="single" w:sz="6" w:space="2" w:color="00BFFF"/>
-        </w:pBdr>
-      </w:pPr>
-      <w:r>
-        <w:rPr>
-          <w:b/>
-          <w:color w:val="0099CC"/>
-          <w:sz w:val="32"/>
-        </w:rPr>
-        <w:t xml:space="preserve">AI Architecture Guide — Technical Blueprint</w:t>
-      </w:r>
-    </w:p>
-    <w:bookmarkStart w:id="21" w:name="confidential"/>
-    <w:p>
-      <w:pPr>
-        <w:pStyle w:val="Heading3"/>
-        <w:rPr>
-          <w:color w:val="E08A00"/>
-        </w:rPr>
-      </w:pPr>
-      <w:r>
-        <w:rPr>
-          <w:b/>
-          <w:color w:val="E08A00"/>
-          <w:sz w:val="26"/>
-        </w:rPr>
-        <w:t xml:space="preserve">CONFIDENTIAL</w:t>
-      </w:r>
-    </w:p>
-    <w:p>
-      <w:r>
-        <w:pict>
-          <v:rect style="width:0;height:1.5pt" o:hralign="center" o:hrstd="t" o:hr="t"/>
-        </w:pict>
-      </w:r>
-    </w:p>
     <w:p>
       <w:pPr>
         <w:pStyle w:val="FirstParagraph"/>
       </w:pPr>
       <w:r>
-        <w:rPr>
-          <w:bCs/>
-          <w:b/>
-        </w:rPr>
-        <w:t xml:space="preserve">PECH Group Holdings Ltd</w:t>
-      </w:r>
+        <w:t xml:space="preserve">🏗️</w:t>
+      </w:r>
+    </w:p>
+    <w:p>
+      <w:pPr>
+        <w:pStyle w:val="BodyText"/>
+      </w:pPr>
+      <w:r>
+        <w:t xml:space="preserve">PECH GROUP HOLDINGS LTD</w:t>
+      </w:r>
+    </w:p>
+    <w:p>
+      <w:pPr>
+        <w:pStyle w:val="BodyText"/>
+      </w:pPr>
+      <w:r>
+        <w:t xml:space="preserve">AI Architecture Guide — Technical Blueprint</w:t>
+      </w:r>
+    </w:p>
+    <w:p>
+      <w:pPr>
+        <w:pStyle w:val="BodyText"/>
+      </w:pPr>
       <w:r>
         <w:t xml:space="preserve"> </w:t>
       </w:r>
       <w:r>
-        <w:t xml:space="preserve">Lagos, Nigeria | Website:</w:t>
-      </w:r>
-      <w:r>
         <w:t xml:space="preserve"> </w:t>
       </w:r>
-      <w:hyperlink r:id="rId20">
-        <w:r>
-          <w:rPr>
-            <w:rStyle w:val="Hyperlink"/>
-          </w:rPr>
-          <w:t xml:space="preserve">pechgroupholdings.tech</w:t>
-        </w:r>
-      </w:hyperlink>
+    </w:p>
+    <w:p>
+      <w:pPr>
+        <w:pStyle w:val="BodyText"/>
+      </w:pPr>
     </w:p>
     <w:p>
       <w:r>
@@ -260,9 +198,7 @@
         </w:pict>
       </w:r>
     </w:p>
-    <w:bookmarkEnd w:id="21"/>
-    <w:bookmarkEnd w:id="22"/>
-    <w:bookmarkStart w:id="23" w:name="table-of-contents"/>
+    <w:bookmarkStart w:id="20" w:name="table-of-contents"/>
     <w:p>
       <w:pPr>
         <w:pBdr>
@@ -553,8 +489,8 @@
         </w:pict>
       </w:r>
     </w:p>
-    <w:bookmarkEnd w:id="23"/>
-    <w:bookmarkStart w:id="26" w:name="architecture-overview"/>
+    <w:bookmarkEnd w:id="20"/>
+    <w:bookmarkStart w:id="23" w:name="architecture-overview"/>
     <w:p>
       <w:pPr>
         <w:pBdr>
@@ -583,7 +519,7 @@
         <w:t xml:space="preserve">1. ARCHITECTURE OVERVIEW</w:t>
       </w:r>
     </w:p>
-    <w:bookmarkStart w:id="24" w:name="system-layers"/>
+    <w:bookmarkStart w:id="21" w:name="system-layers"/>
     <w:p>
       <w:pPr>
         <w:pStyle w:val="Heading3"/>
@@ -808,8 +744,8 @@
         <w:t xml:space="preserve">└──────────────────────────────────────────────────────────────┘</w:t>
       </w:r>
     </w:p>
-    <w:bookmarkEnd w:id="24"/>
-    <w:bookmarkStart w:id="25" w:name="design-principles"/>
+    <w:bookmarkEnd w:id="21"/>
+    <w:bookmarkStart w:id="22" w:name="design-principles"/>
     <w:p>
       <w:pPr>
         <w:pStyle w:val="Heading3"/>
@@ -965,9 +901,9 @@
         </w:pict>
       </w:r>
     </w:p>
-    <w:bookmarkEnd w:id="25"/>
-    <w:bookmarkEnd w:id="26"/>
-    <w:bookmarkStart w:id="32" w:name="ai-core-design"/>
+    <w:bookmarkEnd w:id="22"/>
+    <w:bookmarkEnd w:id="23"/>
+    <w:bookmarkStart w:id="29" w:name="ai-core-design"/>
     <w:p>
       <w:pPr>
         <w:pBdr>
@@ -1004,7 +940,7 @@
         <w:t xml:space="preserve">The AI Core is the central intelligence layer. All business services call it via internal APIs.</w:t>
       </w:r>
     </w:p>
-    <w:bookmarkStart w:id="27" w:name="ai-core-components"/>
+    <w:bookmarkStart w:id="24" w:name="ai-core-components"/>
     <w:p>
       <w:pPr>
         <w:pStyle w:val="Heading3"/>
@@ -1307,8 +1243,8 @@
         <w:t xml:space="preserve">└──────────────────────────────────────────────┘</w:t>
       </w:r>
     </w:p>
-    <w:bookmarkEnd w:id="27"/>
-    <w:bookmarkStart w:id="30" w:name="model-serving-architecture"/>
+    <w:bookmarkEnd w:id="24"/>
+    <w:bookmarkStart w:id="27" w:name="model-serving-architecture"/>
     <w:p>
       <w:pPr>
         <w:pStyle w:val="Heading3"/>
@@ -1325,7 +1261,7 @@
         <w:t xml:space="preserve">Model Serving Architecture</w:t>
       </w:r>
     </w:p>
-    <w:bookmarkStart w:id="28" w:name="phase-1-ollama-simple"/>
+    <w:bookmarkStart w:id="25" w:name="phase-1-ollama-simple"/>
     <w:p>
       <w:pPr>
         <w:pStyle w:val="Heading4"/>
@@ -1460,8 +1396,8 @@
         <w:t xml:space="preserve">~5-10 concurrent users</w:t>
       </w:r>
     </w:p>
-    <w:bookmarkEnd w:id="28"/>
-    <w:bookmarkStart w:id="29" w:name="phase-2-vllm-production"/>
+    <w:bookmarkEnd w:id="25"/>
+    <w:bookmarkStart w:id="26" w:name="phase-2-vllm-production"/>
     <w:p>
       <w:pPr>
         <w:pStyle w:val="Heading4"/>
@@ -1596,9 +1532,9 @@
         <w:t xml:space="preserve">~50-100 concurrent users per GPU</w:t>
       </w:r>
     </w:p>
-    <w:bookmarkEnd w:id="29"/>
-    <w:bookmarkEnd w:id="30"/>
-    <w:bookmarkStart w:id="31" w:name="model-routing-logic"/>
+    <w:bookmarkEnd w:id="26"/>
+    <w:bookmarkEnd w:id="27"/>
+    <w:bookmarkStart w:id="28" w:name="model-routing-logic"/>
     <w:p>
       <w:pPr>
         <w:pStyle w:val="Heading3"/>
@@ -2049,9 +1985,9 @@
         </w:pict>
       </w:r>
     </w:p>
-    <w:bookmarkEnd w:id="31"/>
-    <w:bookmarkEnd w:id="32"/>
-    <w:bookmarkStart w:id="35" w:name="rag-pipeline-architecture"/>
+    <w:bookmarkEnd w:id="28"/>
+    <w:bookmarkEnd w:id="29"/>
+    <w:bookmarkStart w:id="32" w:name="rag-pipeline-architecture"/>
     <w:p>
       <w:pPr>
         <w:pBdr>
@@ -2088,7 +2024,7 @@
         <w:t xml:space="preserve">RAG (Retrieval-Augmented Generation) is how PECH’s AI answers questions using business data without fine-tuning.</w:t>
       </w:r>
     </w:p>
-    <w:bookmarkStart w:id="33" w:name="pipeline-flow"/>
+    <w:bookmarkStart w:id="30" w:name="pipeline-flow"/>
     <w:p>
       <w:pPr>
         <w:pStyle w:val="Heading3"/>
@@ -2878,8 +2814,8 @@
         <w:t xml:space="preserve">└─────────────────────────────────────────────────────┘</w:t>
       </w:r>
     </w:p>
-    <w:bookmarkEnd w:id="33"/>
-    <w:bookmarkStart w:id="34" w:name="rag-configuration"/>
+    <w:bookmarkEnd w:id="30"/>
+    <w:bookmarkStart w:id="31" w:name="rag-configuration"/>
     <w:p>
       <w:pPr>
         <w:pStyle w:val="Heading3"/>
@@ -3378,9 +3314,9 @@
         </w:pict>
       </w:r>
     </w:p>
-    <w:bookmarkEnd w:id="34"/>
-    <w:bookmarkEnd w:id="35"/>
-    <w:bookmarkStart w:id="48" w:name="microservice-architecture"/>
+    <w:bookmarkEnd w:id="31"/>
+    <w:bookmarkEnd w:id="32"/>
+    <w:bookmarkStart w:id="45" w:name="microservice-architecture"/>
     <w:p>
       <w:pPr>
         <w:pBdr>
@@ -3417,7 +3353,7 @@
         <w:t xml:space="preserve">Services organized by domain. Each service is a Docker container with its own database schema in PostgreSQL.</w:t>
       </w:r>
     </w:p>
-    <w:bookmarkStart w:id="36" w:name="domain-1-identity-access-3-services"/>
+    <w:bookmarkStart w:id="33" w:name="domain-1-identity-access-3-services"/>
     <w:p>
       <w:pPr>
         <w:pStyle w:val="Heading3"/>
@@ -3759,8 +3695,8 @@
         </w:tc>
       </w:tr>
     </w:tbl>
-    <w:bookmarkEnd w:id="36"/>
-    <w:bookmarkStart w:id="37" w:name="domain-2-core-user-platform-6-services"/>
+    <w:bookmarkEnd w:id="33"/>
+    <w:bookmarkStart w:id="34" w:name="domain-2-core-user-platform-6-services"/>
     <w:p>
       <w:pPr>
         <w:pStyle w:val="Heading3"/>
@@ -4324,8 +4260,8 @@
         </w:tc>
       </w:tr>
     </w:tbl>
-    <w:bookmarkEnd w:id="37"/>
-    <w:bookmarkStart w:id="38" w:name="X27772a162fa0fbf262b0e76e5ac77673fe8ca26"/>
+    <w:bookmarkEnd w:id="34"/>
+    <w:bookmarkStart w:id="35" w:name="X27772a162fa0fbf262b0e76e5ac77673fe8ca26"/>
     <w:p>
       <w:pPr>
         <w:pStyle w:val="Heading3"/>
@@ -5185,8 +5121,8 @@
         </w:tc>
       </w:tr>
     </w:tbl>
-    <w:bookmarkEnd w:id="38"/>
-    <w:bookmarkStart w:id="39" w:name="domain-4-solar-energy-8-services"/>
+    <w:bookmarkEnd w:id="35"/>
+    <w:bookmarkStart w:id="36" w:name="domain-4-solar-energy-8-services"/>
     <w:p>
       <w:pPr>
         <w:pStyle w:val="Heading3"/>
@@ -5898,8 +5834,8 @@
         </w:tc>
       </w:tr>
     </w:tbl>
-    <w:bookmarkEnd w:id="39"/>
-    <w:bookmarkStart w:id="40" w:name="domain-5-fintech-payments-8-services"/>
+    <w:bookmarkEnd w:id="36"/>
+    <w:bookmarkStart w:id="37" w:name="domain-5-fintech-payments-8-services"/>
     <w:p>
       <w:pPr>
         <w:pStyle w:val="Heading3"/>
@@ -6611,8 +6547,8 @@
         </w:tc>
       </w:tr>
     </w:tbl>
-    <w:bookmarkEnd w:id="40"/>
-    <w:bookmarkStart w:id="41" w:name="domain-6-logistics-delivery-7-services"/>
+    <w:bookmarkEnd w:id="37"/>
+    <w:bookmarkStart w:id="38" w:name="domain-6-logistics-delivery-7-services"/>
     <w:p>
       <w:pPr>
         <w:pStyle w:val="Heading3"/>
@@ -7250,8 +7186,8 @@
         </w:tc>
       </w:tr>
     </w:tbl>
-    <w:bookmarkEnd w:id="41"/>
-    <w:bookmarkStart w:id="42" w:name="domain-7-real-estate-5-services"/>
+    <w:bookmarkEnd w:id="38"/>
+    <w:bookmarkStart w:id="39" w:name="domain-7-real-estate-5-services"/>
     <w:p>
       <w:pPr>
         <w:pStyle w:val="Heading3"/>
@@ -7741,8 +7677,8 @@
         </w:tc>
       </w:tr>
     </w:tbl>
-    <w:bookmarkEnd w:id="42"/>
-    <w:bookmarkStart w:id="43" w:name="domain-8-procurement-tenders-5-services"/>
+    <w:bookmarkEnd w:id="39"/>
+    <w:bookmarkStart w:id="40" w:name="domain-8-procurement-tenders-5-services"/>
     <w:p>
       <w:pPr>
         <w:pStyle w:val="Heading3"/>
@@ -8232,8 +8168,8 @@
         </w:tc>
       </w:tr>
     </w:tbl>
-    <w:bookmarkEnd w:id="43"/>
-    <w:bookmarkStart w:id="44" w:name="domain-9-iot-monitoring-5-services"/>
+    <w:bookmarkEnd w:id="40"/>
+    <w:bookmarkStart w:id="41" w:name="domain-9-iot-monitoring-5-services"/>
     <w:p>
       <w:pPr>
         <w:pStyle w:val="Heading3"/>
@@ -8723,8 +8659,8 @@
         </w:tc>
       </w:tr>
     </w:tbl>
-    <w:bookmarkEnd w:id="44"/>
-    <w:bookmarkStart w:id="45" w:name="domain-10-customer-support-5-services"/>
+    <w:bookmarkEnd w:id="41"/>
+    <w:bookmarkStart w:id="42" w:name="domain-10-customer-support-5-services"/>
     <w:p>
       <w:pPr>
         <w:pStyle w:val="Heading3"/>
@@ -9214,8 +9150,8 @@
         </w:tc>
       </w:tr>
     </w:tbl>
-    <w:bookmarkEnd w:id="45"/>
-    <w:bookmarkStart w:id="46" w:name="domain-11-ai-data-platform-10-services"/>
+    <w:bookmarkEnd w:id="42"/>
+    <w:bookmarkStart w:id="43" w:name="domain-11-ai-data-platform-10-services"/>
     <w:p>
       <w:pPr>
         <w:pStyle w:val="Heading3"/>
@@ -10075,8 +10011,8 @@
         </w:tc>
       </w:tr>
     </w:tbl>
-    <w:bookmarkEnd w:id="46"/>
-    <w:bookmarkStart w:id="47" w:name="domain-12-accounting-business-6-services"/>
+    <w:bookmarkEnd w:id="43"/>
+    <w:bookmarkStart w:id="44" w:name="domain-12-accounting-business-6-services"/>
     <w:p>
       <w:pPr>
         <w:pStyle w:val="Heading3"/>
@@ -10647,9 +10583,9 @@
         </w:pict>
       </w:r>
     </w:p>
-    <w:bookmarkEnd w:id="47"/>
-    <w:bookmarkEnd w:id="48"/>
-    <w:bookmarkStart w:id="51" w:name="api-gateway-design"/>
+    <w:bookmarkEnd w:id="44"/>
+    <w:bookmarkEnd w:id="45"/>
+    <w:bookmarkStart w:id="48" w:name="api-gateway-design"/>
     <w:p>
       <w:pPr>
         <w:pBdr>
@@ -10678,7 +10614,7 @@
         <w:t xml:space="preserve">5. API GATEWAY DESIGN</w:t>
       </w:r>
     </w:p>
-    <w:bookmarkStart w:id="49" w:name="apache-apisix-configuration"/>
+    <w:bookmarkStart w:id="46" w:name="apache-apisix-configuration"/>
     <w:p>
       <w:pPr>
         <w:pStyle w:val="Heading3"/>
@@ -10851,8 +10787,8 @@
         <w:t xml:space="preserve">                                  └── /api/v1/iot/*      → ThingsBoard</w:t>
       </w:r>
     </w:p>
-    <w:bookmarkEnd w:id="49"/>
-    <w:bookmarkStart w:id="50" w:name="rate-limiting-by-tier"/>
+    <w:bookmarkEnd w:id="46"/>
+    <w:bookmarkStart w:id="47" w:name="rate-limiting-by-tier"/>
     <w:p>
       <w:pPr>
         <w:pStyle w:val="Heading3"/>
@@ -11283,9 +11219,9 @@
         </w:pict>
       </w:r>
     </w:p>
-    <w:bookmarkEnd w:id="50"/>
-    <w:bookmarkEnd w:id="51"/>
-    <w:bookmarkStart w:id="53" w:name="ai-agent-framework"/>
+    <w:bookmarkEnd w:id="47"/>
+    <w:bookmarkEnd w:id="48"/>
+    <w:bookmarkStart w:id="50" w:name="ai-agent-framework"/>
     <w:p>
       <w:pPr>
         <w:pBdr>
@@ -11314,7 +11250,7 @@
         <w:t xml:space="preserve">6. AI AGENT FRAMEWORK</w:t>
       </w:r>
     </w:p>
-    <w:bookmarkStart w:id="52" w:name="langgraph-for-multi-step-ai-tasks"/>
+    <w:bookmarkStart w:id="49" w:name="langgraph-for-multi-step-ai-tasks"/>
     <w:p>
       <w:pPr>
         <w:pStyle w:val="Heading3"/>
@@ -11566,9 +11502,9 @@
         </w:pict>
       </w:r>
     </w:p>
-    <w:bookmarkEnd w:id="52"/>
-    <w:bookmarkEnd w:id="53"/>
-    <w:bookmarkStart w:id="56" w:name="data-flow-per-vertical"/>
+    <w:bookmarkEnd w:id="49"/>
+    <w:bookmarkEnd w:id="50"/>
+    <w:bookmarkStart w:id="53" w:name="data-flow-per-vertical"/>
     <w:p>
       <w:pPr>
         <w:pBdr>
@@ -11597,7 +11533,7 @@
         <w:t xml:space="preserve">7. DATA FLOW PER VERTICAL</w:t>
       </w:r>
     </w:p>
-    <w:bookmarkStart w:id="54" w:name="solar-vertical-complete-flow"/>
+    <w:bookmarkStart w:id="51" w:name="solar-vertical-complete-flow"/>
     <w:p>
       <w:pPr>
         <w:pStyle w:val="Heading3"/>
@@ -11757,8 +11693,8 @@
         <w:t xml:space="preserve">  └── Support request → chatbot-service → ticket-service → Chatwoot</w:t>
       </w:r>
     </w:p>
-    <w:bookmarkEnd w:id="54"/>
-    <w:bookmarkStart w:id="55" w:name="fintech-vertical-complete-flow"/>
+    <w:bookmarkEnd w:id="51"/>
+    <w:bookmarkStart w:id="52" w:name="fintech-vertical-complete-flow"/>
     <w:p>
       <w:pPr>
         <w:pStyle w:val="Heading3"/>
@@ -11912,9 +11848,9 @@
         </w:pict>
       </w:r>
     </w:p>
-    <w:bookmarkEnd w:id="55"/>
-    <w:bookmarkEnd w:id="56"/>
-    <w:bookmarkStart w:id="58" w:name="event-streaming-architecture"/>
+    <w:bookmarkEnd w:id="52"/>
+    <w:bookmarkEnd w:id="53"/>
+    <w:bookmarkStart w:id="55" w:name="event-streaming-architecture"/>
     <w:p>
       <w:pPr>
         <w:pBdr>
@@ -11943,7 +11879,7 @@
         <w:t xml:space="preserve">8. EVENT STREAMING ARCHITECTURE</w:t>
       </w:r>
     </w:p>
-    <w:bookmarkStart w:id="57" w:name="nats-phase-1-kafka-phase-3-event-topics"/>
+    <w:bookmarkStart w:id="54" w:name="nats-phase-1-kafka-phase-3-event-topics"/>
     <w:p>
       <w:pPr>
         <w:pStyle w:val="Heading3"/>
@@ -12670,9 +12606,9 @@
         </w:pict>
       </w:r>
     </w:p>
-    <w:bookmarkEnd w:id="57"/>
-    <w:bookmarkEnd w:id="58"/>
-    <w:bookmarkStart w:id="62" w:name="user-facing-ai-features"/>
+    <w:bookmarkEnd w:id="54"/>
+    <w:bookmarkEnd w:id="55"/>
+    <w:bookmarkStart w:id="59" w:name="user-facing-ai-features"/>
     <w:p>
       <w:pPr>
         <w:pBdr>
@@ -12701,7 +12637,7 @@
         <w:t xml:space="preserve">9. USER-FACING AI FEATURES</w:t>
       </w:r>
     </w:p>
-    <w:bookmarkStart w:id="59" w:name="feature-matrix-by-subscription-tier"/>
+    <w:bookmarkStart w:id="56" w:name="feature-matrix-by-subscription-tier"/>
     <w:p>
       <w:pPr>
         <w:pStyle w:val="Heading3"/>
@@ -13687,8 +13623,8 @@
         </w:tc>
       </w:tr>
     </w:tbl>
-    <w:bookmarkEnd w:id="59"/>
-    <w:bookmarkStart w:id="60" w:name="image-background-removal-rembg"/>
+    <w:bookmarkEnd w:id="56"/>
+    <w:bookmarkStart w:id="57" w:name="image-background-removal-rembg"/>
     <w:p>
       <w:pPr>
         <w:pStyle w:val="Heading3"/>
@@ -13783,8 +13719,8 @@
         <w:t xml:space="preserve">  → User can choose template backgrounds</w:t>
       </w:r>
     </w:p>
-    <w:bookmarkEnd w:id="60"/>
-    <w:bookmarkStart w:id="61" w:name="voice-to-edit"/>
+    <w:bookmarkEnd w:id="57"/>
+    <w:bookmarkStart w:id="58" w:name="voice-to-edit"/>
     <w:p>
       <w:pPr>
         <w:pStyle w:val="Heading3"/>
@@ -13873,9 +13809,9 @@
         </w:pict>
       </w:r>
     </w:p>
-    <w:bookmarkEnd w:id="61"/>
-    <w:bookmarkEnd w:id="62"/>
-    <w:bookmarkStart w:id="65" w:name="accounting-auditing-tax-ai"/>
+    <w:bookmarkEnd w:id="58"/>
+    <w:bookmarkEnd w:id="59"/>
+    <w:bookmarkStart w:id="62" w:name="accounting-auditing-tax-ai"/>
     <w:p>
       <w:pPr>
         <w:pBdr>
@@ -13904,7 +13840,7 @@
         <w:t xml:space="preserve">10. ACCOUNTING, AUDITING &amp; TAX AI</w:t>
       </w:r>
     </w:p>
-    <w:bookmarkStart w:id="63" w:name="subscription-product-pech-ai-accountant"/>
+    <w:bookmarkStart w:id="60" w:name="subscription-product-pech-ai-accountant"/>
     <w:p>
       <w:pPr>
         <w:pStyle w:val="Heading3"/>
@@ -14244,8 +14180,8 @@
         </w:tc>
       </w:tr>
     </w:tbl>
-    <w:bookmarkEnd w:id="63"/>
-    <w:bookmarkStart w:id="64" w:name="ai-features"/>
+    <w:bookmarkEnd w:id="60"/>
+    <w:bookmarkStart w:id="61" w:name="ai-features"/>
     <w:p>
       <w:pPr>
         <w:pStyle w:val="Heading3"/>
@@ -14830,9 +14766,9 @@
         </w:pict>
       </w:r>
     </w:p>
-    <w:bookmarkEnd w:id="64"/>
-    <w:bookmarkEnd w:id="65"/>
-    <w:bookmarkStart w:id="67" w:name="hr-recruitment-ai"/>
+    <w:bookmarkEnd w:id="61"/>
+    <w:bookmarkEnd w:id="62"/>
+    <w:bookmarkStart w:id="64" w:name="hr-recruitment-ai"/>
     <w:p>
       <w:pPr>
         <w:pBdr>
@@ -14861,7 +14797,7 @@
         <w:t xml:space="preserve">11. HR &amp; RECRUITMENT AI</w:t>
       </w:r>
     </w:p>
-    <w:bookmarkStart w:id="66" w:name="ai-features-for-hr-module"/>
+    <w:bookmarkStart w:id="63" w:name="ai-features-for-hr-module"/>
     <w:p>
       <w:pPr>
         <w:pStyle w:val="Heading3"/>
@@ -15374,9 +15310,9 @@
         </w:pict>
       </w:r>
     </w:p>
-    <w:bookmarkEnd w:id="66"/>
-    <w:bookmarkEnd w:id="67"/>
-    <w:bookmarkStart w:id="70" w:name="security-ndpa-compliance"/>
+    <w:bookmarkEnd w:id="63"/>
+    <w:bookmarkEnd w:id="64"/>
+    <w:bookmarkStart w:id="67" w:name="security-ndpa-compliance"/>
     <w:p>
       <w:pPr>
         <w:pBdr>
@@ -15405,7 +15341,7 @@
         <w:t xml:space="preserve">12. SECURITY &amp; NDPA COMPLIANCE</w:t>
       </w:r>
     </w:p>
-    <w:bookmarkStart w:id="68" w:name="nigeria-data-protection-act-ndpa-2023"/>
+    <w:bookmarkStart w:id="65" w:name="nigeria-data-protection-act-ndpa-2023"/>
     <w:p>
       <w:pPr>
         <w:pStyle w:val="Heading3"/>
@@ -15751,8 +15687,8 @@
         </w:tc>
       </w:tr>
     </w:tbl>
-    <w:bookmarkEnd w:id="68"/>
-    <w:bookmarkStart w:id="69" w:name="security-architecture"/>
+    <w:bookmarkEnd w:id="65"/>
+    <w:bookmarkStart w:id="66" w:name="security-architecture"/>
     <w:p>
       <w:pPr>
         <w:pStyle w:val="Heading3"/>
@@ -16079,9 +16015,9 @@
         </w:pict>
       </w:r>
     </w:p>
-    <w:bookmarkEnd w:id="69"/>
-    <w:bookmarkEnd w:id="70"/>
-    <w:bookmarkStart w:id="73" w:name="deployment-architecture"/>
+    <w:bookmarkEnd w:id="66"/>
+    <w:bookmarkEnd w:id="67"/>
+    <w:bookmarkStart w:id="70" w:name="deployment-architecture"/>
     <w:p>
       <w:pPr>
         <w:pBdr>
@@ -16110,7 +16046,7 @@
         <w:t xml:space="preserve">13. DEPLOYMENT ARCHITECTURE</w:t>
       </w:r>
     </w:p>
-    <w:bookmarkStart w:id="71" w:name="phase-1-docker-compose"/>
+    <w:bookmarkStart w:id="68" w:name="phase-1-docker-compose"/>
     <w:p>
       <w:pPr>
         <w:pStyle w:val="Heading3"/>
@@ -16374,8 +16310,8 @@
         <w:t xml:space="preserve">└─────────────────────────────────────┘</w:t>
       </w:r>
     </w:p>
-    <w:bookmarkEnd w:id="71"/>
-    <w:bookmarkStart w:id="72" w:name="phase-2-k3s-lightweight-kubernetes"/>
+    <w:bookmarkEnd w:id="68"/>
+    <w:bookmarkStart w:id="69" w:name="phase-2-k3s-lightweight-kubernetes"/>
     <w:p>
       <w:pPr>
         <w:pStyle w:val="Heading3"/>
@@ -16633,9 +16569,9 @@
         </w:pict>
       </w:r>
     </w:p>
-    <w:bookmarkEnd w:id="72"/>
-    <w:bookmarkEnd w:id="73"/>
-    <w:bookmarkStart w:id="74" w:name="nigeria-specific-considerations"/>
+    <w:bookmarkEnd w:id="69"/>
+    <w:bookmarkEnd w:id="70"/>
+    <w:bookmarkStart w:id="71" w:name="nigeria-specific-considerations"/>
     <w:p>
       <w:pPr>
         <w:pBdr>
@@ -17218,8 +17154,8 @@
         </w:pict>
       </w:r>
     </w:p>
-    <w:bookmarkEnd w:id="74"/>
-    <w:bookmarkStart w:id="78" w:name="ai-team-structure"/>
+    <w:bookmarkEnd w:id="71"/>
+    <w:bookmarkStart w:id="75" w:name="ai-team-structure"/>
     <w:p>
       <w:pPr>
         <w:pBdr>
@@ -17248,7 +17184,7 @@
         <w:t xml:space="preserve">15. AI TEAM STRUCTURE</w:t>
       </w:r>
     </w:p>
-    <w:bookmarkStart w:id="75" w:name="organization-chart"/>
+    <w:bookmarkStart w:id="72" w:name="organization-chart"/>
     <w:p>
       <w:pPr>
         <w:pStyle w:val="Heading3"/>
@@ -17577,8 +17513,8 @@
         <w:t xml:space="preserve">    └── AI/ML Intern (×2)          ₦80K-₦120K/mo</w:t>
       </w:r>
     </w:p>
-    <w:bookmarkEnd w:id="75"/>
-    <w:bookmarkStart w:id="76" w:name="monthly-team-cost"/>
+    <w:bookmarkEnd w:id="72"/>
+    <w:bookmarkStart w:id="73" w:name="monthly-team-cost"/>
     <w:p>
       <w:pPr>
         <w:pStyle w:val="Heading3"/>
@@ -18520,8 +18456,8 @@
         </w:tc>
       </w:tr>
     </w:tbl>
-    <w:bookmarkEnd w:id="76"/>
-    <w:bookmarkStart w:id="77" w:name="hiring-timeline"/>
+    <w:bookmarkEnd w:id="73"/>
+    <w:bookmarkStart w:id="74" w:name="hiring-timeline"/>
     <w:p>
       <w:pPr>
         <w:pStyle w:val="Heading3"/>
@@ -18814,17 +18750,9 @@
         <w:t xml:space="preserve">This document is confidential to PECH Group Holdings Ltd. Last updated: March 2026.</w:t>
       </w:r>
     </w:p>
-    <w:bookmarkEnd w:id="77"/>
-    <w:bookmarkEnd w:id="78"/>
-    <w:bookmarkEnd w:id="79"/>
-    <w:sectPr>
-      <w:pgBorders w:offsetFrom="page">
-        <w:top w:val="single" w:sz="18" w:space="24" w:color="00BFFF"/>
-        <w:left w:val="single" w:sz="18" w:space="24" w:color="0099CC"/>
-        <w:bottom w:val="single" w:sz="18" w:space="24" w:color="F5A623"/>
-        <w:right w:val="single" w:sz="18" w:space="24" w:color="E08A00"/>
-      </w:pgBorders>
-    </w:sectPr>
+    <w:bookmarkEnd w:id="74"/>
+    <w:bookmarkEnd w:id="75"/>
+    <w:sectPr/>
     <w:p>
       <w:pPr>
         <w:pBdr>
